--- a/lista/lista_t/00/00.mc_lista_ex_t.docx
+++ b/lista/lista_t/00/00.mc_lista_ex_t.docx
@@ -202,29 +202,7 @@
           <w:sz w:val="36"/>
           <w:szCs w:val="36"/>
         </w:rPr>
-        <w:t xml:space="preserve">Provocação: Se o computador é uma máquina exata, por que somar 0.1 + 0.2 em </w:t>
-      </w:r>
-      <w:proofErr w:type="spellStart"/>
-      <w:r>
-        <w:rPr>
-          <w:rFonts w:ascii="Roboto" w:hAnsi="Roboto"/>
-          <w:i/>
-          <w:iCs/>
-          <w:sz w:val="36"/>
-          <w:szCs w:val="36"/>
-        </w:rPr>
-        <w:t>JavaScript</w:t>
-      </w:r>
-      <w:proofErr w:type="spellEnd"/>
-      <w:r>
-        <w:rPr>
-          <w:rFonts w:ascii="Roboto" w:hAnsi="Roboto"/>
-          <w:i/>
-          <w:iCs/>
-          <w:sz w:val="36"/>
-          <w:szCs w:val="36"/>
-        </w:rPr>
-        <w:t xml:space="preserve"> ou Python pode dar 0.30000000000000004? Isso importa no mundo real?</w:t>
+        <w:t>Provocação: Se o computador é uma máquina exata, por que somar 0.1 + 0.2 em JavaScript ou Python pode dar 0.30000000000000004? Isso importa no mundo real?</w:t>
       </w:r>
     </w:p>
     <w:p>
@@ -520,25 +498,7 @@
           <w:sz w:val="36"/>
           <w:szCs w:val="36"/>
         </w:rPr>
-        <w:t xml:space="preserve"> Na era da ciência de dados e da inteligência artificial, o desenvolvedor precisa parar de pensar apenas em "verdadeiro ou falso" e começar a pensar em distribuições de probabilidade, média, desvio padrão e teorema de </w:t>
-      </w:r>
-      <w:proofErr w:type="spellStart"/>
-      <w:r>
-        <w:rPr>
-          <w:rFonts w:ascii="Roboto" w:hAnsi="Roboto"/>
-          <w:sz w:val="36"/>
-          <w:szCs w:val="36"/>
-        </w:rPr>
-        <w:t>Bayes</w:t>
-      </w:r>
-      <w:proofErr w:type="spellEnd"/>
-      <w:r>
-        <w:rPr>
-          <w:rFonts w:ascii="Roboto" w:hAnsi="Roboto"/>
-          <w:sz w:val="36"/>
-          <w:szCs w:val="36"/>
-        </w:rPr>
-        <w:t xml:space="preserve">. Explique como esses conceitos matemáticos ajudam a avaliar se um software ou </w:t>
+        <w:t xml:space="preserve"> Na era da ciência de dados e da inteligência artificial, o desenvolvedor precisa parar de pensar apenas em "verdadeiro ou falso" e começar a pensar em distribuições de probabilidade, média, desvio padrão e teorema de Bayes. Explique como esses conceitos matemáticos ajudam a avaliar se um software ou </w:t>
       </w:r>
       <w:r>
         <w:rPr>
@@ -734,6 +694,24 @@
           <w:szCs w:val="36"/>
         </w:rPr>
       </w:pPr>
+    </w:p>
+    <w:p>
+      <w:pPr>
+        <w:pStyle w:val="Default"/>
+        <w:rPr>
+          <w:rFonts w:ascii="Roboto" w:hAnsi="Roboto"/>
+          <w:sz w:val="36"/>
+          <w:szCs w:val="36"/>
+        </w:rPr>
+      </w:pPr>
+      <w:r>
+        <w:rPr>
+          <w:rFonts w:ascii="Roboto" w:hAnsi="Roboto"/>
+          <w:sz w:val="36"/>
+          <w:szCs w:val="36"/>
+        </w:rPr>
+        <w:t>6. Na sua opinião, e em uma frase, justifique porque você deve estudar Matemática Computacional.</w:t>
+      </w:r>
     </w:p>
     <w:sectPr>
       <w:headerReference w:type="default" r:id="rId7"/>
@@ -3410,6 +3388,7 @@
   <w:style w:type="character" w:default="1" w:styleId="Fontepargpadro">
     <w:name w:val="Default Paragraph Font"/>
     <w:uiPriority w:val="1"/>
+    <w:semiHidden/>
     <w:unhideWhenUsed/>
   </w:style>
   <w:style w:type="table" w:default="1" w:styleId="Tabelanormal">

--- a/lista/lista_t/00/00.mc_lista_ex_t.docx
+++ b/lista/lista_t/00/00.mc_lista_ex_t.docx
@@ -1,6 +1,6 @@
 
 <file path=word/document.xml><?xml version="1.0" encoding="utf-8"?>
-<w:document xmlns:wpc="http://schemas.microsoft.com/office/word/2010/wordprocessingCanvas" xmlns:cx="http://schemas.microsoft.com/office/drawing/2014/chartex" xmlns:cx1="http://schemas.microsoft.com/office/drawing/2015/9/8/chartex" xmlns:cx2="http://schemas.microsoft.com/office/drawing/2015/10/21/chartex" xmlns:cx3="http://schemas.microsoft.com/office/drawing/2016/5/9/chartex" xmlns:cx4="http://schemas.microsoft.com/office/drawing/2016/5/10/chartex" xmlns:cx5="http://schemas.microsoft.com/office/drawing/2016/5/11/chartex" xmlns:cx6="http://schemas.microsoft.com/office/drawing/2016/5/12/chartex" xmlns:cx7="http://schemas.microsoft.com/office/drawing/2016/5/13/chartex" xmlns:cx8="http://schemas.microsoft.com/office/drawing/2016/5/14/chartex" xmlns:mc="http://schemas.openxmlformats.org/markup-compatibility/2006" xmlns:aink="http://schemas.microsoft.com/office/drawing/2016/ink" xmlns:am3d="http://schemas.microsoft.com/office/drawing/2017/model3d" xmlns:o="urn:schemas-microsoft-com:office:office" xmlns:oel="http://schemas.microsoft.com/office/2019/extlst" xmlns:r="http://schemas.openxmlformats.org/officeDocument/2006/relationships" xmlns:m="http://schemas.openxmlformats.org/officeDocument/2006/math" xmlns:v="urn:schemas-microsoft-com:vml" xmlns:wp14="http://schemas.microsoft.com/office/word/2010/wordprocessingDrawing" xmlns:wp="http://schemas.openxmlformats.org/drawingml/2006/wordprocessingDrawing" xmlns:w10="urn:schemas-microsoft-com:office:word" xmlns:w="http://schemas.openxmlformats.org/wordprocessingml/2006/main" xmlns:w14="http://schemas.microsoft.com/office/word/2010/wordml" xmlns:w15="http://schemas.microsoft.com/office/word/2012/wordml" xmlns:w16cei="http://schemas.microsoft.com/office/word/2026/wordml/cei" xmlns:w16cex="http://schemas.microsoft.com/office/word/2018/wordml/cex" xmlns:w16cid="http://schemas.microsoft.com/office/word/2016/wordml/cid" xmlns:w16="http://schemas.microsoft.com/office/word/2018/wordml" xmlns:w16du="http://schemas.microsoft.com/office/word/2023/wordml/word16du" xmlns:w16sdtdh="http://schemas.microsoft.com/office/word/2020/wordml/sdtdatahash" xmlns:w16sdtfl="http://schemas.microsoft.com/office/word/2024/wordml/sdtformatlock" xmlns:w16se="http://schemas.microsoft.com/office/word/2015/wordml/symex" xmlns:wpg="http://schemas.microsoft.com/office/word/2010/wordprocessingGroup" xmlns:wpi="http://schemas.microsoft.com/office/word/2010/wordprocessingInk" xmlns:wne="http://schemas.microsoft.com/office/word/2006/wordml" xmlns:wps="http://schemas.microsoft.com/office/word/2010/wordprocessingShape" mc:Ignorable="w14 w15 w16se w16cid w16 w16cex w16sdtdh w16sdtfl w16du wp14">
+<w:document xmlns:wpc="http://schemas.microsoft.com/office/word/2010/wordprocessingCanvas" xmlns:cx="http://schemas.microsoft.com/office/drawing/2014/chartex" xmlns:cx1="http://schemas.microsoft.com/office/drawing/2015/9/8/chartex" xmlns:cx2="http://schemas.microsoft.com/office/drawing/2015/10/21/chartex" xmlns:cx3="http://schemas.microsoft.com/office/drawing/2016/5/9/chartex" xmlns:cx4="http://schemas.microsoft.com/office/drawing/2016/5/10/chartex" xmlns:cx5="http://schemas.microsoft.com/office/drawing/2016/5/11/chartex" xmlns:cx6="http://schemas.microsoft.com/office/drawing/2016/5/12/chartex" xmlns:cx7="http://schemas.microsoft.com/office/drawing/2016/5/13/chartex" xmlns:cx8="http://schemas.microsoft.com/office/drawing/2016/5/14/chartex" xmlns:mc="http://schemas.openxmlformats.org/markup-compatibility/2006" xmlns:aink="http://schemas.microsoft.com/office/drawing/2016/ink" xmlns:am3d="http://schemas.microsoft.com/office/drawing/2017/model3d" xmlns:o="urn:schemas-microsoft-com:office:office" xmlns:oel="http://schemas.microsoft.com/office/2019/extlst" xmlns:r="http://schemas.openxmlformats.org/officeDocument/2006/relationships" xmlns:m="http://schemas.openxmlformats.org/officeDocument/2006/math" xmlns:v="urn:schemas-microsoft-com:vml" xmlns:wp14="http://schemas.microsoft.com/office/word/2010/wordprocessingDrawing" xmlns:wp="http://schemas.openxmlformats.org/drawingml/2006/wordprocessingDrawing" xmlns:w10="urn:schemas-microsoft-com:office:word" xmlns:w="http://schemas.openxmlformats.org/wordprocessingml/2006/main" xmlns:w14="http://schemas.microsoft.com/office/word/2010/wordml" xmlns:w15="http://schemas.microsoft.com/office/word/2012/wordml" xmlns:w16cex="http://schemas.microsoft.com/office/word/2018/wordml/cex" xmlns:w16cid="http://schemas.microsoft.com/office/word/2016/wordml/cid" xmlns:w16="http://schemas.microsoft.com/office/word/2018/wordml" xmlns:w16du="http://schemas.microsoft.com/office/word/2023/wordml/word16du" xmlns:w16sdtdh="http://schemas.microsoft.com/office/word/2020/wordml/sdtdatahash" xmlns:w16sdtfl="http://schemas.microsoft.com/office/word/2024/wordml/sdtformatlock" xmlns:w16se="http://schemas.microsoft.com/office/word/2015/wordml/symex" xmlns:wpg="http://schemas.microsoft.com/office/word/2010/wordprocessingGroup" xmlns:wpi="http://schemas.microsoft.com/office/word/2010/wordprocessingInk" xmlns:wne="http://schemas.microsoft.com/office/word/2006/wordml" xmlns:wps="http://schemas.microsoft.com/office/word/2010/wordprocessingShape" mc:Ignorable="w14 w15 w16se w16cid w16 w16cex w16sdtdh w16sdtfl w16du wp14">
   <w:body>
     <w:p>
       <w:pPr>
@@ -202,7 +202,29 @@
           <w:sz w:val="36"/>
           <w:szCs w:val="36"/>
         </w:rPr>
-        <w:t>Provocação: Se o computador é uma máquina exata, por que somar 0.1 + 0.2 em JavaScript ou Python pode dar 0.30000000000000004? Isso importa no mundo real?</w:t>
+        <w:t xml:space="preserve">Provocação: Se o computador é uma máquina exata, por que somar 0.1 + 0.2 em </w:t>
+      </w:r>
+      <w:proofErr w:type="spellStart"/>
+      <w:r>
+        <w:rPr>
+          <w:rFonts w:ascii="Roboto" w:hAnsi="Roboto"/>
+          <w:i/>
+          <w:iCs/>
+          <w:sz w:val="36"/>
+          <w:szCs w:val="36"/>
+        </w:rPr>
+        <w:t>JavaScript</w:t>
+      </w:r>
+      <w:proofErr w:type="spellEnd"/>
+      <w:r>
+        <w:rPr>
+          <w:rFonts w:ascii="Roboto" w:hAnsi="Roboto"/>
+          <w:i/>
+          <w:iCs/>
+          <w:sz w:val="36"/>
+          <w:szCs w:val="36"/>
+        </w:rPr>
+        <w:t xml:space="preserve"> ou Python pode dar 0.30000000000000004? Isso importa no mundo real?</w:t>
       </w:r>
     </w:p>
     <w:p>
@@ -311,6 +333,7 @@
           <w:sz w:val="36"/>
           <w:szCs w:val="36"/>
         </w:rPr>
+        <w:lastRenderedPageBreak/>
         <w:t>Questão:</w:t>
       </w:r>
       <w:r>
@@ -319,16 +342,7 @@
           <w:sz w:val="36"/>
           <w:szCs w:val="36"/>
         </w:rPr>
-        <w:t xml:space="preserve"> Demonstre a importância prática de matrizes, vetores e transformações lineares no desenvolvimento de software moderno. Como a compreensão de </w:t>
-      </w:r>
-      <w:r>
-        <w:rPr>
-          <w:rFonts w:ascii="Roboto" w:hAnsi="Roboto"/>
-          <w:sz w:val="36"/>
-          <w:szCs w:val="36"/>
-        </w:rPr>
-        <w:lastRenderedPageBreak/>
-        <w:t>operações vetoriais (multiplicação de matrizes, autovalores e autovetores) capacita um programador a otimizar algoritmos gráficos, processamento de dados em larga escala e modelos de Inteligência Artificial?</w:t>
+        <w:t xml:space="preserve"> Demonstre a importância prática de matrizes, vetores e transformações lineares no desenvolvimento de software moderno. Como a compreensão de operações vetoriais (multiplicação de matrizes, autovalores e autovetores) capacita um programador a otimizar algoritmos gráficos, processamento de dados em larga escala e modelos de Inteligência Artificial?</w:t>
       </w:r>
     </w:p>
     <w:p>
@@ -490,6 +504,7 @@
           <w:sz w:val="36"/>
           <w:szCs w:val="36"/>
         </w:rPr>
+        <w:lastRenderedPageBreak/>
         <w:t>Questão:</w:t>
       </w:r>
       <w:r>
@@ -498,16 +513,25 @@
           <w:sz w:val="36"/>
           <w:szCs w:val="36"/>
         </w:rPr>
-        <w:t xml:space="preserve"> Na era da ciência de dados e da inteligência artificial, o desenvolvedor precisa parar de pensar apenas em "verdadeiro ou falso" e começar a pensar em distribuições de probabilidade, média, desvio padrão e teorema de Bayes. Explique como esses conceitos matemáticos ajudam a avaliar se um software ou </w:t>
-      </w:r>
-      <w:r>
-        <w:rPr>
-          <w:rFonts w:ascii="Roboto" w:hAnsi="Roboto"/>
-          <w:sz w:val="36"/>
-          <w:szCs w:val="36"/>
-        </w:rPr>
-        <w:lastRenderedPageBreak/>
-        <w:t>modelo de IA é realmente confiável ou se ele está apenas gerando vieses e resultados aleatórios.</w:t>
+        <w:t xml:space="preserve"> Na era da ciência de dados e da inteligência artificial, o desenvolvedor precisa parar de pensar apenas em "verdadeiro ou falso" e começar a pensar em distribuições de probabilidade, média, desvio padrão e teorema de </w:t>
+      </w:r>
+      <w:proofErr w:type="spellStart"/>
+      <w:r>
+        <w:rPr>
+          <w:rFonts w:ascii="Roboto" w:hAnsi="Roboto"/>
+          <w:sz w:val="36"/>
+          <w:szCs w:val="36"/>
+        </w:rPr>
+        <w:t>Bayes</w:t>
+      </w:r>
+      <w:proofErr w:type="spellEnd"/>
+      <w:r>
+        <w:rPr>
+          <w:rFonts w:ascii="Roboto" w:hAnsi="Roboto"/>
+          <w:sz w:val="36"/>
+          <w:szCs w:val="36"/>
+        </w:rPr>
+        <w:t>. Explique como esses conceitos matemáticos ajudam a avaliar se um software ou modelo de IA é realmente confiável ou se ele está apenas gerando vieses e resultados aleatórios.</w:t>
       </w:r>
     </w:p>
     <w:p>
@@ -725,7 +749,7 @@
 </file>
 
 <file path=word/endnotes.xml><?xml version="1.0" encoding="utf-8"?>
-<w:endnotes xmlns:wpc="http://schemas.microsoft.com/office/word/2010/wordprocessingCanvas" xmlns:cx="http://schemas.microsoft.com/office/drawing/2014/chartex" xmlns:cx1="http://schemas.microsoft.com/office/drawing/2015/9/8/chartex" xmlns:cx2="http://schemas.microsoft.com/office/drawing/2015/10/21/chartex" xmlns:cx3="http://schemas.microsoft.com/office/drawing/2016/5/9/chartex" xmlns:cx4="http://schemas.microsoft.com/office/drawing/2016/5/10/chartex" xmlns:cx5="http://schemas.microsoft.com/office/drawing/2016/5/11/chartex" xmlns:cx6="http://schemas.microsoft.com/office/drawing/2016/5/12/chartex" xmlns:cx7="http://schemas.microsoft.com/office/drawing/2016/5/13/chartex" xmlns:cx8="http://schemas.microsoft.com/office/drawing/2016/5/14/chartex" xmlns:mc="http://schemas.openxmlformats.org/markup-compatibility/2006" xmlns:aink="http://schemas.microsoft.com/office/drawing/2016/ink" xmlns:am3d="http://schemas.microsoft.com/office/drawing/2017/model3d" xmlns:o="urn:schemas-microsoft-com:office:office" xmlns:oel="http://schemas.microsoft.com/office/2019/extlst" xmlns:r="http://schemas.openxmlformats.org/officeDocument/2006/relationships" xmlns:m="http://schemas.openxmlformats.org/officeDocument/2006/math" xmlns:v="urn:schemas-microsoft-com:vml" xmlns:wp14="http://schemas.microsoft.com/office/word/2010/wordprocessingDrawing" xmlns:wp="http://schemas.openxmlformats.org/drawingml/2006/wordprocessingDrawing" xmlns:w10="urn:schemas-microsoft-com:office:word" xmlns:w="http://schemas.openxmlformats.org/wordprocessingml/2006/main" xmlns:w14="http://schemas.microsoft.com/office/word/2010/wordml" xmlns:w15="http://schemas.microsoft.com/office/word/2012/wordml" xmlns:w16cei="http://schemas.microsoft.com/office/word/2026/wordml/cei" xmlns:w16cex="http://schemas.microsoft.com/office/word/2018/wordml/cex" xmlns:w16cid="http://schemas.microsoft.com/office/word/2016/wordml/cid" xmlns:w16="http://schemas.microsoft.com/office/word/2018/wordml" xmlns:w16du="http://schemas.microsoft.com/office/word/2023/wordml/word16du" xmlns:w16sdtdh="http://schemas.microsoft.com/office/word/2020/wordml/sdtdatahash" xmlns:w16sdtfl="http://schemas.microsoft.com/office/word/2024/wordml/sdtformatlock" xmlns:w16se="http://schemas.microsoft.com/office/word/2015/wordml/symex" xmlns:wpg="http://schemas.microsoft.com/office/word/2010/wordprocessingGroup" xmlns:wpi="http://schemas.microsoft.com/office/word/2010/wordprocessingInk" xmlns:wne="http://schemas.microsoft.com/office/word/2006/wordml" xmlns:wps="http://schemas.microsoft.com/office/word/2010/wordprocessingShape" mc:Ignorable="w14 w15 w16se w16cid w16 w16cex w16sdtdh w16sdtfl w16du wp14">
+<w:endnotes xmlns:wpc="http://schemas.microsoft.com/office/word/2010/wordprocessingCanvas" xmlns:cx="http://schemas.microsoft.com/office/drawing/2014/chartex" xmlns:cx1="http://schemas.microsoft.com/office/drawing/2015/9/8/chartex" xmlns:cx2="http://schemas.microsoft.com/office/drawing/2015/10/21/chartex" xmlns:cx3="http://schemas.microsoft.com/office/drawing/2016/5/9/chartex" xmlns:cx4="http://schemas.microsoft.com/office/drawing/2016/5/10/chartex" xmlns:cx5="http://schemas.microsoft.com/office/drawing/2016/5/11/chartex" xmlns:cx6="http://schemas.microsoft.com/office/drawing/2016/5/12/chartex" xmlns:cx7="http://schemas.microsoft.com/office/drawing/2016/5/13/chartex" xmlns:cx8="http://schemas.microsoft.com/office/drawing/2016/5/14/chartex" xmlns:mc="http://schemas.openxmlformats.org/markup-compatibility/2006" xmlns:aink="http://schemas.microsoft.com/office/drawing/2016/ink" xmlns:am3d="http://schemas.microsoft.com/office/drawing/2017/model3d" xmlns:o="urn:schemas-microsoft-com:office:office" xmlns:oel="http://schemas.microsoft.com/office/2019/extlst" xmlns:r="http://schemas.openxmlformats.org/officeDocument/2006/relationships" xmlns:m="http://schemas.openxmlformats.org/officeDocument/2006/math" xmlns:v="urn:schemas-microsoft-com:vml" xmlns:wp14="http://schemas.microsoft.com/office/word/2010/wordprocessingDrawing" xmlns:wp="http://schemas.openxmlformats.org/drawingml/2006/wordprocessingDrawing" xmlns:w10="urn:schemas-microsoft-com:office:word" xmlns:w="http://schemas.openxmlformats.org/wordprocessingml/2006/main" xmlns:w14="http://schemas.microsoft.com/office/word/2010/wordml" xmlns:w15="http://schemas.microsoft.com/office/word/2012/wordml" xmlns:w16cex="http://schemas.microsoft.com/office/word/2018/wordml/cex" xmlns:w16cid="http://schemas.microsoft.com/office/word/2016/wordml/cid" xmlns:w16="http://schemas.microsoft.com/office/word/2018/wordml" xmlns:w16du="http://schemas.microsoft.com/office/word/2023/wordml/word16du" xmlns:w16sdtdh="http://schemas.microsoft.com/office/word/2020/wordml/sdtdatahash" xmlns:w16sdtfl="http://schemas.microsoft.com/office/word/2024/wordml/sdtformatlock" xmlns:w16se="http://schemas.microsoft.com/office/word/2015/wordml/symex" xmlns:wpg="http://schemas.microsoft.com/office/word/2010/wordprocessingGroup" xmlns:wpi="http://schemas.microsoft.com/office/word/2010/wordprocessingInk" xmlns:wne="http://schemas.microsoft.com/office/word/2006/wordml" xmlns:wps="http://schemas.microsoft.com/office/word/2010/wordprocessingShape" mc:Ignorable="w14 w15 w16se w16cid w16 w16cex w16sdtdh w16sdtfl w16du wp14">
   <w:endnote w:type="separator" w:id="-1">
     <w:p>
       <w:pPr>
@@ -750,7 +774,7 @@
 </file>
 
 <file path=word/footnotes.xml><?xml version="1.0" encoding="utf-8"?>
-<w:footnotes xmlns:wpc="http://schemas.microsoft.com/office/word/2010/wordprocessingCanvas" xmlns:cx="http://schemas.microsoft.com/office/drawing/2014/chartex" xmlns:cx1="http://schemas.microsoft.com/office/drawing/2015/9/8/chartex" xmlns:cx2="http://schemas.microsoft.com/office/drawing/2015/10/21/chartex" xmlns:cx3="http://schemas.microsoft.com/office/drawing/2016/5/9/chartex" xmlns:cx4="http://schemas.microsoft.com/office/drawing/2016/5/10/chartex" xmlns:cx5="http://schemas.microsoft.com/office/drawing/2016/5/11/chartex" xmlns:cx6="http://schemas.microsoft.com/office/drawing/2016/5/12/chartex" xmlns:cx7="http://schemas.microsoft.com/office/drawing/2016/5/13/chartex" xmlns:cx8="http://schemas.microsoft.com/office/drawing/2016/5/14/chartex" xmlns:mc="http://schemas.openxmlformats.org/markup-compatibility/2006" xmlns:aink="http://schemas.microsoft.com/office/drawing/2016/ink" xmlns:am3d="http://schemas.microsoft.com/office/drawing/2017/model3d" xmlns:o="urn:schemas-microsoft-com:office:office" xmlns:oel="http://schemas.microsoft.com/office/2019/extlst" xmlns:r="http://schemas.openxmlformats.org/officeDocument/2006/relationships" xmlns:m="http://schemas.openxmlformats.org/officeDocument/2006/math" xmlns:v="urn:schemas-microsoft-com:vml" xmlns:wp14="http://schemas.microsoft.com/office/word/2010/wordprocessingDrawing" xmlns:wp="http://schemas.openxmlformats.org/drawingml/2006/wordprocessingDrawing" xmlns:w10="urn:schemas-microsoft-com:office:word" xmlns:w="http://schemas.openxmlformats.org/wordprocessingml/2006/main" xmlns:w14="http://schemas.microsoft.com/office/word/2010/wordml" xmlns:w15="http://schemas.microsoft.com/office/word/2012/wordml" xmlns:w16cei="http://schemas.microsoft.com/office/word/2026/wordml/cei" xmlns:w16cex="http://schemas.microsoft.com/office/word/2018/wordml/cex" xmlns:w16cid="http://schemas.microsoft.com/office/word/2016/wordml/cid" xmlns:w16="http://schemas.microsoft.com/office/word/2018/wordml" xmlns:w16du="http://schemas.microsoft.com/office/word/2023/wordml/word16du" xmlns:w16sdtdh="http://schemas.microsoft.com/office/word/2020/wordml/sdtdatahash" xmlns:w16sdtfl="http://schemas.microsoft.com/office/word/2024/wordml/sdtformatlock" xmlns:w16se="http://schemas.microsoft.com/office/word/2015/wordml/symex" xmlns:wpg="http://schemas.microsoft.com/office/word/2010/wordprocessingGroup" xmlns:wpi="http://schemas.microsoft.com/office/word/2010/wordprocessingInk" xmlns:wne="http://schemas.microsoft.com/office/word/2006/wordml" xmlns:wps="http://schemas.microsoft.com/office/word/2010/wordprocessingShape" mc:Ignorable="w14 w15 w16se w16cid w16 w16cex w16sdtdh w16sdtfl w16du wp14">
+<w:footnotes xmlns:wpc="http://schemas.microsoft.com/office/word/2010/wordprocessingCanvas" xmlns:cx="http://schemas.microsoft.com/office/drawing/2014/chartex" xmlns:cx1="http://schemas.microsoft.com/office/drawing/2015/9/8/chartex" xmlns:cx2="http://schemas.microsoft.com/office/drawing/2015/10/21/chartex" xmlns:cx3="http://schemas.microsoft.com/office/drawing/2016/5/9/chartex" xmlns:cx4="http://schemas.microsoft.com/office/drawing/2016/5/10/chartex" xmlns:cx5="http://schemas.microsoft.com/office/drawing/2016/5/11/chartex" xmlns:cx6="http://schemas.microsoft.com/office/drawing/2016/5/12/chartex" xmlns:cx7="http://schemas.microsoft.com/office/drawing/2016/5/13/chartex" xmlns:cx8="http://schemas.microsoft.com/office/drawing/2016/5/14/chartex" xmlns:mc="http://schemas.openxmlformats.org/markup-compatibility/2006" xmlns:aink="http://schemas.microsoft.com/office/drawing/2016/ink" xmlns:am3d="http://schemas.microsoft.com/office/drawing/2017/model3d" xmlns:o="urn:schemas-microsoft-com:office:office" xmlns:oel="http://schemas.microsoft.com/office/2019/extlst" xmlns:r="http://schemas.openxmlformats.org/officeDocument/2006/relationships" xmlns:m="http://schemas.openxmlformats.org/officeDocument/2006/math" xmlns:v="urn:schemas-microsoft-com:vml" xmlns:wp14="http://schemas.microsoft.com/office/word/2010/wordprocessingDrawing" xmlns:wp="http://schemas.openxmlformats.org/drawingml/2006/wordprocessingDrawing" xmlns:w10="urn:schemas-microsoft-com:office:word" xmlns:w="http://schemas.openxmlformats.org/wordprocessingml/2006/main" xmlns:w14="http://schemas.microsoft.com/office/word/2010/wordml" xmlns:w15="http://schemas.microsoft.com/office/word/2012/wordml" xmlns:w16cex="http://schemas.microsoft.com/office/word/2018/wordml/cex" xmlns:w16cid="http://schemas.microsoft.com/office/word/2016/wordml/cid" xmlns:w16="http://schemas.microsoft.com/office/word/2018/wordml" xmlns:w16du="http://schemas.microsoft.com/office/word/2023/wordml/word16du" xmlns:w16sdtdh="http://schemas.microsoft.com/office/word/2020/wordml/sdtdatahash" xmlns:w16sdtfl="http://schemas.microsoft.com/office/word/2024/wordml/sdtformatlock" xmlns:w16se="http://schemas.microsoft.com/office/word/2015/wordml/symex" xmlns:wpg="http://schemas.microsoft.com/office/word/2010/wordprocessingGroup" xmlns:wpi="http://schemas.microsoft.com/office/word/2010/wordprocessingInk" xmlns:wne="http://schemas.microsoft.com/office/word/2006/wordml" xmlns:wps="http://schemas.microsoft.com/office/word/2010/wordprocessingShape" mc:Ignorable="w14 w15 w16se w16cid w16 w16cex w16sdtdh w16sdtfl w16du wp14">
   <w:footnote w:type="separator" w:id="-1">
     <w:p>
       <w:pPr>
@@ -775,7 +799,7 @@
 </file>
 
 <file path=word/header1.xml><?xml version="1.0" encoding="utf-8"?>
-<w:hdr xmlns:wpc="http://schemas.microsoft.com/office/word/2010/wordprocessingCanvas" xmlns:cx="http://schemas.microsoft.com/office/drawing/2014/chartex" xmlns:cx1="http://schemas.microsoft.com/office/drawing/2015/9/8/chartex" xmlns:cx2="http://schemas.microsoft.com/office/drawing/2015/10/21/chartex" xmlns:cx3="http://schemas.microsoft.com/office/drawing/2016/5/9/chartex" xmlns:cx4="http://schemas.microsoft.com/office/drawing/2016/5/10/chartex" xmlns:cx5="http://schemas.microsoft.com/office/drawing/2016/5/11/chartex" xmlns:cx6="http://schemas.microsoft.com/office/drawing/2016/5/12/chartex" xmlns:cx7="http://schemas.microsoft.com/office/drawing/2016/5/13/chartex" xmlns:cx8="http://schemas.microsoft.com/office/drawing/2016/5/14/chartex" xmlns:mc="http://schemas.openxmlformats.org/markup-compatibility/2006" xmlns:aink="http://schemas.microsoft.com/office/drawing/2016/ink" xmlns:am3d="http://schemas.microsoft.com/office/drawing/2017/model3d" xmlns:o="urn:schemas-microsoft-com:office:office" xmlns:oel="http://schemas.microsoft.com/office/2019/extlst" xmlns:r="http://schemas.openxmlformats.org/officeDocument/2006/relationships" xmlns:m="http://schemas.openxmlformats.org/officeDocument/2006/math" xmlns:v="urn:schemas-microsoft-com:vml" xmlns:wp14="http://schemas.microsoft.com/office/word/2010/wordprocessingDrawing" xmlns:wp="http://schemas.openxmlformats.org/drawingml/2006/wordprocessingDrawing" xmlns:w10="urn:schemas-microsoft-com:office:word" xmlns:w="http://schemas.openxmlformats.org/wordprocessingml/2006/main" xmlns:w14="http://schemas.microsoft.com/office/word/2010/wordml" xmlns:w15="http://schemas.microsoft.com/office/word/2012/wordml" xmlns:w16cei="http://schemas.microsoft.com/office/word/2026/wordml/cei" xmlns:w16cex="http://schemas.microsoft.com/office/word/2018/wordml/cex" xmlns:w16cid="http://schemas.microsoft.com/office/word/2016/wordml/cid" xmlns:w16="http://schemas.microsoft.com/office/word/2018/wordml" xmlns:w16du="http://schemas.microsoft.com/office/word/2023/wordml/word16du" xmlns:w16sdtdh="http://schemas.microsoft.com/office/word/2020/wordml/sdtdatahash" xmlns:w16sdtfl="http://schemas.microsoft.com/office/word/2024/wordml/sdtformatlock" xmlns:w16se="http://schemas.microsoft.com/office/word/2015/wordml/symex" xmlns:wpg="http://schemas.microsoft.com/office/word/2010/wordprocessingGroup" xmlns:wpi="http://schemas.microsoft.com/office/word/2010/wordprocessingInk" xmlns:wne="http://schemas.microsoft.com/office/word/2006/wordml" xmlns:wps="http://schemas.microsoft.com/office/word/2010/wordprocessingShape" mc:Ignorable="w14 w15 w16se w16cid w16 w16cex w16sdtdh w16sdtfl w16du wp14">
+<w:hdr xmlns:wpc="http://schemas.microsoft.com/office/word/2010/wordprocessingCanvas" xmlns:cx="http://schemas.microsoft.com/office/drawing/2014/chartex" xmlns:cx1="http://schemas.microsoft.com/office/drawing/2015/9/8/chartex" xmlns:cx2="http://schemas.microsoft.com/office/drawing/2015/10/21/chartex" xmlns:cx3="http://schemas.microsoft.com/office/drawing/2016/5/9/chartex" xmlns:cx4="http://schemas.microsoft.com/office/drawing/2016/5/10/chartex" xmlns:cx5="http://schemas.microsoft.com/office/drawing/2016/5/11/chartex" xmlns:cx6="http://schemas.microsoft.com/office/drawing/2016/5/12/chartex" xmlns:cx7="http://schemas.microsoft.com/office/drawing/2016/5/13/chartex" xmlns:cx8="http://schemas.microsoft.com/office/drawing/2016/5/14/chartex" xmlns:mc="http://schemas.openxmlformats.org/markup-compatibility/2006" xmlns:aink="http://schemas.microsoft.com/office/drawing/2016/ink" xmlns:am3d="http://schemas.microsoft.com/office/drawing/2017/model3d" xmlns:o="urn:schemas-microsoft-com:office:office" xmlns:oel="http://schemas.microsoft.com/office/2019/extlst" xmlns:r="http://schemas.openxmlformats.org/officeDocument/2006/relationships" xmlns:m="http://schemas.openxmlformats.org/officeDocument/2006/math" xmlns:v="urn:schemas-microsoft-com:vml" xmlns:wp14="http://schemas.microsoft.com/office/word/2010/wordprocessingDrawing" xmlns:wp="http://schemas.openxmlformats.org/drawingml/2006/wordprocessingDrawing" xmlns:w10="urn:schemas-microsoft-com:office:word" xmlns:w="http://schemas.openxmlformats.org/wordprocessingml/2006/main" xmlns:w14="http://schemas.microsoft.com/office/word/2010/wordml" xmlns:w15="http://schemas.microsoft.com/office/word/2012/wordml" xmlns:w16cex="http://schemas.microsoft.com/office/word/2018/wordml/cex" xmlns:w16cid="http://schemas.microsoft.com/office/word/2016/wordml/cid" xmlns:w16="http://schemas.microsoft.com/office/word/2018/wordml" xmlns:w16du="http://schemas.microsoft.com/office/word/2023/wordml/word16du" xmlns:w16sdtdh="http://schemas.microsoft.com/office/word/2020/wordml/sdtdatahash" xmlns:w16sdtfl="http://schemas.microsoft.com/office/word/2024/wordml/sdtformatlock" xmlns:w16se="http://schemas.microsoft.com/office/word/2015/wordml/symex" xmlns:wpg="http://schemas.microsoft.com/office/word/2010/wordprocessingGroup" xmlns:wpi="http://schemas.microsoft.com/office/word/2010/wordprocessingInk" xmlns:wne="http://schemas.microsoft.com/office/word/2006/wordml" xmlns:wps="http://schemas.microsoft.com/office/word/2010/wordprocessingShape" mc:Ignorable="w14 w15 w16se w16cid w16 w16cex w16sdtdh w16sdtfl w16du wp14">
   <w:p>
     <w:pPr>
       <w:tabs>
@@ -905,6 +929,32 @@
       </w:rPr>
       <w:tab/>
     </w:r>
+  </w:p>
+  <w:p>
+    <w:pPr>
+      <w:tabs>
+        <w:tab w:val="left" w:pos="708"/>
+        <w:tab w:val="left" w:pos="1416"/>
+        <w:tab w:val="left" w:pos="2124"/>
+        <w:tab w:val="left" w:pos="2832"/>
+        <w:tab w:val="left" w:pos="3540"/>
+        <w:tab w:val="left" w:pos="4248"/>
+        <w:tab w:val="right" w:pos="9746"/>
+      </w:tabs>
+      <w:rPr>
+        <w:rFonts w:ascii="JetBrains Mono" w:hAnsi="JetBrains Mono" w:cs="JetBrains Mono"/>
+        <w:sz w:val="28"/>
+        <w:szCs w:val="28"/>
+      </w:rPr>
+    </w:pPr>
+    <w:r>
+      <w:rPr>
+        <w:rFonts w:ascii="JetBrains Mono" w:hAnsi="JetBrains Mono" w:cs="JetBrains Mono"/>
+        <w:sz w:val="28"/>
+        <w:szCs w:val="28"/>
+      </w:rPr>
+      <w:t>Logica Computacional</w:t>
+    </w:r>
     <w:r>
       <w:rPr>
         <w:rFonts w:ascii="JetBrains Mono" w:hAnsi="JetBrains Mono" w:cs="JetBrains Mono"/>
@@ -946,7 +996,7 @@
 </file>
 
 <file path=word/numbering.xml><?xml version="1.0" encoding="utf-8"?>
-<w:numbering xmlns:wpc="http://schemas.microsoft.com/office/word/2010/wordprocessingCanvas" xmlns:cx="http://schemas.microsoft.com/office/drawing/2014/chartex" xmlns:cx1="http://schemas.microsoft.com/office/drawing/2015/9/8/chartex" xmlns:cx2="http://schemas.microsoft.com/office/drawing/2015/10/21/chartex" xmlns:cx3="http://schemas.microsoft.com/office/drawing/2016/5/9/chartex" xmlns:cx4="http://schemas.microsoft.com/office/drawing/2016/5/10/chartex" xmlns:cx5="http://schemas.microsoft.com/office/drawing/2016/5/11/chartex" xmlns:cx6="http://schemas.microsoft.com/office/drawing/2016/5/12/chartex" xmlns:cx7="http://schemas.microsoft.com/office/drawing/2016/5/13/chartex" xmlns:cx8="http://schemas.microsoft.com/office/drawing/2016/5/14/chartex" xmlns:mc="http://schemas.openxmlformats.org/markup-compatibility/2006" xmlns:aink="http://schemas.microsoft.com/office/drawing/2016/ink" xmlns:am3d="http://schemas.microsoft.com/office/drawing/2017/model3d" xmlns:o="urn:schemas-microsoft-com:office:office" xmlns:oel="http://schemas.microsoft.com/office/2019/extlst" xmlns:r="http://schemas.openxmlformats.org/officeDocument/2006/relationships" xmlns:m="http://schemas.openxmlformats.org/officeDocument/2006/math" xmlns:v="urn:schemas-microsoft-com:vml" xmlns:wp14="http://schemas.microsoft.com/office/word/2010/wordprocessingDrawing" xmlns:wp="http://schemas.openxmlformats.org/drawingml/2006/wordprocessingDrawing" xmlns:w10="urn:schemas-microsoft-com:office:word" xmlns:w="http://schemas.openxmlformats.org/wordprocessingml/2006/main" xmlns:w14="http://schemas.microsoft.com/office/word/2010/wordml" xmlns:w15="http://schemas.microsoft.com/office/word/2012/wordml" xmlns:w16cei="http://schemas.microsoft.com/office/word/2026/wordml/cei" xmlns:w16cex="http://schemas.microsoft.com/office/word/2018/wordml/cex" xmlns:w16cid="http://schemas.microsoft.com/office/word/2016/wordml/cid" xmlns:w16="http://schemas.microsoft.com/office/word/2018/wordml" xmlns:w16du="http://schemas.microsoft.com/office/word/2023/wordml/word16du" xmlns:w16sdtdh="http://schemas.microsoft.com/office/word/2020/wordml/sdtdatahash" xmlns:w16sdtfl="http://schemas.microsoft.com/office/word/2024/wordml/sdtformatlock" xmlns:w16se="http://schemas.microsoft.com/office/word/2015/wordml/symex" xmlns:wpg="http://schemas.microsoft.com/office/word/2010/wordprocessingGroup" xmlns:wpi="http://schemas.microsoft.com/office/word/2010/wordprocessingInk" xmlns:wne="http://schemas.microsoft.com/office/word/2006/wordml" xmlns:wps="http://schemas.microsoft.com/office/word/2010/wordprocessingShape" mc:Ignorable="w14 w15 w16se w16cid w16 w16cex w16sdtdh w16sdtfl w16du wp14">
+<w:numbering xmlns:wpc="http://schemas.microsoft.com/office/word/2010/wordprocessingCanvas" xmlns:cx="http://schemas.microsoft.com/office/drawing/2014/chartex" xmlns:cx1="http://schemas.microsoft.com/office/drawing/2015/9/8/chartex" xmlns:cx2="http://schemas.microsoft.com/office/drawing/2015/10/21/chartex" xmlns:cx3="http://schemas.microsoft.com/office/drawing/2016/5/9/chartex" xmlns:cx4="http://schemas.microsoft.com/office/drawing/2016/5/10/chartex" xmlns:cx5="http://schemas.microsoft.com/office/drawing/2016/5/11/chartex" xmlns:cx6="http://schemas.microsoft.com/office/drawing/2016/5/12/chartex" xmlns:cx7="http://schemas.microsoft.com/office/drawing/2016/5/13/chartex" xmlns:cx8="http://schemas.microsoft.com/office/drawing/2016/5/14/chartex" xmlns:mc="http://schemas.openxmlformats.org/markup-compatibility/2006" xmlns:aink="http://schemas.microsoft.com/office/drawing/2016/ink" xmlns:am3d="http://schemas.microsoft.com/office/drawing/2017/model3d" xmlns:o="urn:schemas-microsoft-com:office:office" xmlns:oel="http://schemas.microsoft.com/office/2019/extlst" xmlns:r="http://schemas.openxmlformats.org/officeDocument/2006/relationships" xmlns:m="http://schemas.openxmlformats.org/officeDocument/2006/math" xmlns:v="urn:schemas-microsoft-com:vml" xmlns:wp14="http://schemas.microsoft.com/office/word/2010/wordprocessingDrawing" xmlns:wp="http://schemas.openxmlformats.org/drawingml/2006/wordprocessingDrawing" xmlns:w10="urn:schemas-microsoft-com:office:word" xmlns:w="http://schemas.openxmlformats.org/wordprocessingml/2006/main" xmlns:w14="http://schemas.microsoft.com/office/word/2010/wordml" xmlns:w15="http://schemas.microsoft.com/office/word/2012/wordml" xmlns:w16cex="http://schemas.microsoft.com/office/word/2018/wordml/cex" xmlns:w16cid="http://schemas.microsoft.com/office/word/2016/wordml/cid" xmlns:w16="http://schemas.microsoft.com/office/word/2018/wordml" xmlns:w16du="http://schemas.microsoft.com/office/word/2023/wordml/word16du" xmlns:w16sdtdh="http://schemas.microsoft.com/office/word/2020/wordml/sdtdatahash" xmlns:w16sdtfl="http://schemas.microsoft.com/office/word/2024/wordml/sdtformatlock" xmlns:w16se="http://schemas.microsoft.com/office/word/2015/wordml/symex" xmlns:wpg="http://schemas.microsoft.com/office/word/2010/wordprocessingGroup" xmlns:wpi="http://schemas.microsoft.com/office/word/2010/wordprocessingInk" xmlns:wne="http://schemas.microsoft.com/office/word/2006/wordml" xmlns:wps="http://schemas.microsoft.com/office/word/2010/wordprocessingShape" mc:Ignorable="w14 w15 w16se w16cid w16 w16cex w16sdtdh w16sdtfl w16du wp14">
   <w:abstractNum w:abstractNumId="0" w15:restartNumberingAfterBreak="0">
     <w:nsid w:val="064403B8"/>
     <w:multiLevelType w:val="multilevel"/>
